--- a/Szálláska leírás.docx
+++ b/Szálláska leírás.docx
@@ -19,6 +19,7 @@
           <w:rFonts w:ascii="Adobe Arabic" w:hAnsi="Adobe Arabic" w:cs="Adobe Arabic"/>
           <w:b/>
           <w:bCs/>
+          <w:noProof/>
           <w:sz w:val="96"/>
           <w:szCs w:val="96"/>
           <w:u w:val="single"/>
@@ -336,45 +337,23 @@
           <w:sz w:val="28"/>
           <w:szCs w:val="28"/>
         </w:rPr>
-        <w:t xml:space="preserve"> sarokban látható lesz a regisztráció vagy a bejelentkezés (</w:t>
-      </w:r>
-      <w:r>
-        <w:rPr>
-          <w:rFonts w:ascii="Adobe Hebrew" w:hAnsi="Adobe Hebrew" w:cs="Adobe Hebrew"/>
-          <w:i/>
-          <w:iCs/>
-          <w:sz w:val="28"/>
-          <w:szCs w:val="28"/>
-        </w:rPr>
-        <w:t>név,</w:t>
-      </w:r>
-      <w:r>
-        <w:rPr>
-          <w:rFonts w:ascii="Adobe Hebrew" w:hAnsi="Adobe Hebrew" w:cs="Adobe Hebrew"/>
-          <w:i/>
-          <w:iCs/>
-          <w:sz w:val="28"/>
-          <w:szCs w:val="28"/>
-        </w:rPr>
-        <w:t xml:space="preserve"> </w:t>
-      </w:r>
-      <w:r>
-        <w:rPr>
-          <w:rFonts w:ascii="Adobe Hebrew" w:hAnsi="Adobe Hebrew" w:cs="Adobe Hebrew"/>
-          <w:i/>
-          <w:iCs/>
-          <w:sz w:val="28"/>
-          <w:szCs w:val="28"/>
-        </w:rPr>
-        <w:t>jelszó</w:t>
-      </w:r>
-      <w:r>
-        <w:rPr>
-          <w:rFonts w:ascii="Adobe Hebrew" w:hAnsi="Adobe Hebrew" w:cs="Adobe Hebrew"/>
-          <w:sz w:val="28"/>
-          <w:szCs w:val="28"/>
-        </w:rPr>
-        <w:t>), mellette a szállás feltöltés lesz.</w:t>
+        <w:t xml:space="preserve"> sarokban látható lesz a felhasználó fiókja, ha nincs bejelentkezve a felhasználó, akkor a neve helyett egy bejelentkezés/regisztráció szöveg jelenik meg, erre kattintva megjelenik a bejelentkez</w:t>
+      </w:r>
+      <w:r>
+        <w:rPr>
+          <w:rFonts w:ascii="Calibri" w:hAnsi="Calibri" w:cs="Calibri"/>
+          <w:sz w:val="28"/>
+          <w:szCs w:val="28"/>
+        </w:rPr>
+        <w:t>ő</w:t>
+      </w:r>
+      <w:r>
+        <w:rPr>
+          <w:rFonts w:ascii="Adobe Hebrew" w:hAnsi="Adobe Hebrew" w:cs="Adobe Hebrew"/>
+          <w:sz w:val="28"/>
+          <w:szCs w:val="28"/>
+        </w:rPr>
+        <w:t xml:space="preserve"> felület, mellette a szállás feltöltés lesz.  </w:t>
       </w:r>
     </w:p>
     <w:p>
@@ -391,39 +370,7 @@
           <w:sz w:val="28"/>
           <w:szCs w:val="28"/>
         </w:rPr>
-        <w:t>A szállásokra kattintva megjelenik egy rövidebb leírás,</w:t>
-      </w:r>
-      <w:r>
-        <w:rPr>
-          <w:rFonts w:ascii="Adobe Hebrew" w:hAnsi="Adobe Hebrew" w:cs="Adobe Hebrew"/>
-          <w:sz w:val="28"/>
-          <w:szCs w:val="28"/>
-        </w:rPr>
-        <w:t xml:space="preserve"> </w:t>
-      </w:r>
-      <w:r>
-        <w:rPr>
-          <w:rFonts w:ascii="Adobe Hebrew" w:hAnsi="Adobe Hebrew" w:cs="Adobe Hebrew"/>
-          <w:sz w:val="28"/>
-          <w:szCs w:val="28"/>
-        </w:rPr>
-        <w:t>cím,</w:t>
-      </w:r>
-      <w:r>
-        <w:rPr>
-          <w:rFonts w:ascii="Adobe Hebrew" w:hAnsi="Adobe Hebrew" w:cs="Adobe Hebrew"/>
-          <w:sz w:val="28"/>
-          <w:szCs w:val="28"/>
-        </w:rPr>
-        <w:t xml:space="preserve"> </w:t>
-      </w:r>
-      <w:r>
-        <w:rPr>
-          <w:rFonts w:ascii="Adobe Hebrew" w:hAnsi="Adobe Hebrew" w:cs="Adobe Hebrew"/>
-          <w:sz w:val="28"/>
-          <w:szCs w:val="28"/>
-        </w:rPr>
-        <w:t>képek a szállásról és a tulaj elérhet</w:t>
+        <w:t>A szállásokra kattintva megjelenik egy rövidebb leírás, cím, képek a szállásról és a tulaj elérhet</w:t>
       </w:r>
       <w:r>
         <w:rPr>
